--- a/小野町_引継ぎ_整理済/19_打合せ/小野町_打合せ記録_20261005.docx
+++ b/小野町_引継ぎ_整理済/19_打合せ/小野町_打合せ記録_20261005.docx
@@ -336,6 +336,7 @@
     </w:p>
     <w:p>
       <w:pPr>
+        <w:pStyle w:val="Heading1"/>
         <w:keepNext/>
         <w:spacing w:before="240" w:after="100"/>
       </w:pPr>
@@ -1328,6 +1329,7 @@
     </w:p>
     <w:p>
       <w:pPr>
+        <w:pStyle w:val="Heading1"/>
         <w:keepNext/>
         <w:spacing w:before="240" w:after="100"/>
       </w:pPr>
@@ -2815,6 +2817,7 @@
     </w:p>
     <w:p>
       <w:pPr>
+        <w:pStyle w:val="Heading1"/>
         <w:keepNext/>
         <w:spacing w:before="240" w:after="100"/>
       </w:pPr>
@@ -3288,6 +3291,7 @@
     </w:p>
     <w:p>
       <w:pPr>
+        <w:pStyle w:val="Heading1"/>
         <w:keepNext/>
         <w:spacing w:before="240" w:after="100"/>
       </w:pPr>
@@ -4116,6 +4120,7 @@
     <w:rPr>
       <w:rFonts w:ascii="游ゴシック" w:hAnsi="游ゴシック" w:eastAsia="游ゴシック"/>
       <w:sz w:val="21"/>
+      <w:lang w:val="en-US" w:eastAsia="ja-JP"/>
     </w:rPr>
   </w:style>
   <w:style w:type="paragraph" w:styleId="Header">
@@ -4173,15 +4178,17 @@
     <w:pPr>
       <w:keepNext/>
       <w:keepLines/>
-      <w:spacing w:before="480" w:after="0"/>
+      <w:spacing w:before="240" w:after="100"/>
+      <w:ind w:left="0" w:firstLine="0"/>
       <w:outlineLvl w:val="0"/>
     </w:pPr>
     <w:rPr>
-      <w:rFonts w:asciiTheme="majorHAnsi" w:eastAsiaTheme="majorEastAsia" w:hAnsiTheme="majorHAnsi" w:cstheme="majorBidi"/>
+      <w:rFonts w:asciiTheme="majorHAnsi" w:eastAsiaTheme="majorEastAsia" w:hAnsiTheme="majorHAnsi" w:cstheme="majorBidi" w:ascii="游ゴシック" w:hAnsi="游ゴシック" w:eastAsia="游ゴシック"/>
       <w:b/>
       <w:bCs/>
-      <w:color w:val="365F91" w:themeColor="accent1" w:themeShade="BF"/>
-      <w:sz w:val="28"/>
+      <w:i w:val="0"/>
+      <w:color w:val="2E74B5"/>
+      <w:sz w:val="30"/>
       <w:szCs w:val="28"/>
     </w:rPr>
   </w:style>
@@ -4197,15 +4204,17 @@
     <w:pPr>
       <w:keepNext/>
       <w:keepLines/>
-      <w:spacing w:before="200" w:after="0"/>
+      <w:spacing w:before="180" w:after="100"/>
+      <w:ind w:left="0" w:firstLine="0"/>
       <w:outlineLvl w:val="1"/>
     </w:pPr>
     <w:rPr>
-      <w:rFonts w:asciiTheme="majorHAnsi" w:eastAsiaTheme="majorEastAsia" w:hAnsiTheme="majorHAnsi" w:cstheme="majorBidi"/>
+      <w:rFonts w:asciiTheme="majorHAnsi" w:eastAsiaTheme="majorEastAsia" w:hAnsiTheme="majorHAnsi" w:cstheme="majorBidi" w:ascii="游ゴシック" w:hAnsi="游ゴシック" w:eastAsia="游ゴシック"/>
       <w:b/>
       <w:bCs/>
-      <w:color w:val="4F81BD" w:themeColor="accent1"/>
-      <w:sz w:val="26"/>
+      <w:i w:val="0"/>
+      <w:color w:val="2E74B5"/>
+      <w:sz w:val="25"/>
       <w:szCs w:val="26"/>
     </w:rPr>
   </w:style>
@@ -4221,14 +4230,17 @@
     <w:pPr>
       <w:keepNext/>
       <w:keepLines/>
-      <w:spacing w:before="200" w:after="0"/>
+      <w:spacing w:before="180" w:after="80"/>
+      <w:ind w:left="0" w:firstLine="0"/>
       <w:outlineLvl w:val="2"/>
     </w:pPr>
     <w:rPr>
-      <w:rFonts w:asciiTheme="majorHAnsi" w:eastAsiaTheme="majorEastAsia" w:hAnsiTheme="majorHAnsi" w:cstheme="majorBidi"/>
+      <w:rFonts w:asciiTheme="majorHAnsi" w:eastAsiaTheme="majorEastAsia" w:hAnsiTheme="majorHAnsi" w:cstheme="majorBidi" w:ascii="游ゴシック" w:hAnsi="游ゴシック" w:eastAsia="游ゴシック"/>
       <w:b/>
       <w:bCs/>
-      <w:color w:val="4F81BD" w:themeColor="accent1"/>
+      <w:i w:val="0"/>
+      <w:color w:val="1F4D78"/>
+      <w:sz w:val="22"/>
     </w:rPr>
   </w:style>
   <w:style w:type="paragraph" w:styleId="Heading4">

--- a/小野町_引継ぎ_整理済/19_打合せ/小野町_打合せ記録_20261005.docx
+++ b/小野町_引継ぎ_整理済/19_打合せ/小野町_打合せ記録_20261005.docx
@@ -252,6 +252,7 @@
           </w:tcPr>
           <w:p>
             <w:pPr>
+              <w:keepNext/>
               <w:spacing w:before="20" w:after="20"/>
             </w:pPr>
             <w:r>
@@ -272,6 +273,7 @@
           </w:tcPr>
           <w:p>
             <w:pPr>
+              <w:keepNext/>
               <w:spacing w:before="20" w:after="20"/>
             </w:pPr>
             <w:r>
@@ -3181,6 +3183,7 @@
           </w:tcPr>
           <w:p>
             <w:pPr>
+              <w:keepNext/>
               <w:spacing w:before="20" w:after="20"/>
             </w:pPr>
             <w:r>
@@ -3201,6 +3204,7 @@
           </w:tcPr>
           <w:p>
             <w:pPr>
+              <w:keepNext/>
               <w:spacing w:before="20" w:after="20"/>
             </w:pPr>
           </w:p>
@@ -3212,6 +3216,7 @@
           </w:tcPr>
           <w:p>
             <w:pPr>
+              <w:keepNext/>
               <w:spacing w:before="20" w:after="20"/>
             </w:pPr>
           </w:p>
@@ -3223,6 +3228,7 @@
           </w:tcPr>
           <w:p>
             <w:pPr>
+              <w:keepNext/>
               <w:spacing w:before="20" w:after="20"/>
             </w:pPr>
           </w:p>
@@ -3387,6 +3393,7 @@
           </w:tcPr>
           <w:p>
             <w:pPr>
+              <w:keepNext/>
               <w:spacing w:before="20" w:after="20"/>
             </w:pPr>
             <w:r>
@@ -3407,6 +3414,7 @@
           </w:tcPr>
           <w:p>
             <w:pPr>
+              <w:keepNext/>
               <w:spacing w:before="20" w:after="20"/>
             </w:pPr>
             <w:r>
@@ -3577,6 +3585,7 @@
           </w:tcPr>
           <w:p>
             <w:pPr>
+              <w:keepNext/>
               <w:spacing w:before="20" w:after="20"/>
             </w:pPr>
             <w:r>
@@ -3597,6 +3606,7 @@
           </w:tcPr>
           <w:p>
             <w:pPr>
+              <w:keepNext/>
               <w:spacing w:before="20" w:after="20"/>
             </w:pPr>
           </w:p>
@@ -3608,6 +3618,7 @@
           </w:tcPr>
           <w:p>
             <w:pPr>
+              <w:keepNext/>
               <w:spacing w:before="20" w:after="20"/>
             </w:pPr>
           </w:p>

--- a/小野町_引継ぎ_整理済/19_打合せ/小野町_打合せ記録_20261005.docx
+++ b/小野町_引継ぎ_整理済/19_打合せ/小野町_打合せ記録_20261005.docx
@@ -1181,6 +1181,7 @@
           </w:tcPr>
           <w:p>
             <w:pPr>
+              <w:keepNext/>
               <w:spacing w:before="20" w:after="20"/>
             </w:pPr>
             <w:r>
@@ -1201,6 +1202,7 @@
           </w:tcPr>
           <w:p>
             <w:pPr>
+              <w:keepNext/>
               <w:spacing w:before="20" w:after="20"/>
             </w:pPr>
             <w:r>
@@ -1221,6 +1223,7 @@
           </w:tcPr>
           <w:p>
             <w:pPr>
+              <w:keepNext/>
               <w:spacing w:before="20" w:after="20"/>
             </w:pPr>
           </w:p>
@@ -1232,6 +1235,7 @@
           </w:tcPr>
           <w:p>
             <w:pPr>
+              <w:keepNext/>
               <w:spacing w:before="20" w:after="20"/>
             </w:pPr>
           </w:p>
@@ -1243,6 +1247,7 @@
           </w:tcPr>
           <w:p>
             <w:pPr>
+              <w:keepNext/>
               <w:spacing w:before="20" w:after="20"/>
             </w:pPr>
           </w:p>
